--- a/docs/quick-start.docx
+++ b/docs/quick-start.docx
@@ -637,21 +637,7 @@
         <w:rPr>
           <w:lang w:eastAsia="en-GB"/>
         </w:rPr>
-        <w:t xml:space="preserve"> but they may also be a “Provincial Senior </w:t>
-      </w:r>
-      <w:proofErr w:type="spellStart"/>
-      <w:r>
-        <w:rPr>
-          <w:lang w:eastAsia="en-GB"/>
-        </w:rPr>
-        <w:t>Granbd</w:t>
-      </w:r>
-      <w:proofErr w:type="spellEnd"/>
-      <w:r>
-        <w:rPr>
-          <w:lang w:eastAsia="en-GB"/>
-        </w:rPr>
-        <w:t xml:space="preserve"> Warden”. The latter rank is what should be used to position the officer correctly in the procession. This option allows you to provide that information whilst retaining the correct information on their seat reservation. </w:t>
+        <w:t xml:space="preserve"> but they may also be a “Provincial Senior Grand Warden”. The latter rank is what should be used to position the officer correctly in the procession. This option allows you to provide that information whilst retaining the correct information on their seat reservation. </w:t>
       </w:r>
       <w:r>
         <w:rPr>
@@ -1236,11 +1222,9 @@
             <w:r>
               <w:t xml:space="preserve">Most things in your officers list are saved automatically, but you can always use the “Save Changes” button to be sure. If this does not </w:t>
             </w:r>
-            <w:proofErr w:type="gramStart"/>
             <w:r>
-              <w:t>work</w:t>
+              <w:t>work,</w:t>
             </w:r>
-            <w:proofErr w:type="gramEnd"/>
             <w:r>
               <w:t xml:space="preserve"> contact support. </w:t>
             </w:r>

--- a/docs/quick-start.docx
+++ b/docs/quick-start.docx
@@ -650,7 +650,31 @@
           <w:lang w:eastAsia="en-GB"/>
         </w:rPr>
         <w:br/>
-        <w:t xml:space="preserve">Grand Rank trumps provincial rank in the procession order obviously. The system does not know about an officer’s Grand Rank.  Make sure you enter this yourself and save it. </w:t>
+        <w:t xml:space="preserve">Grand Rank trumps </w:t>
+      </w:r>
+      <w:r>
+        <w:rPr>
+          <w:lang w:eastAsia="en-GB"/>
+        </w:rPr>
+        <w:t>P</w:t>
+      </w:r>
+      <w:r>
+        <w:rPr>
+          <w:lang w:eastAsia="en-GB"/>
+        </w:rPr>
+        <w:t xml:space="preserve">rovincial </w:t>
+      </w:r>
+      <w:r>
+        <w:rPr>
+          <w:lang w:eastAsia="en-GB"/>
+        </w:rPr>
+        <w:t>R</w:t>
+      </w:r>
+      <w:r>
+        <w:rPr>
+          <w:lang w:eastAsia="en-GB"/>
+        </w:rPr>
+        <w:t xml:space="preserve">ank in the procession order obviously. The system does not know about an officer’s Grand Rank.  Make sure you enter this yourself and save it. </w:t>
       </w:r>
     </w:p>
     <w:p>

--- a/docs/quick-start.docx
+++ b/docs/quick-start.docx
@@ -623,7 +623,43 @@
         <w:rPr>
           <w:lang w:eastAsia="en-GB"/>
         </w:rPr>
-        <w:t>What is the provincial rank override for? An officer may hold a provincial rank of “Provincial Grand Charity Steward</w:t>
+        <w:t xml:space="preserve">What is the </w:t>
+      </w:r>
+      <w:r>
+        <w:rPr>
+          <w:lang w:eastAsia="en-GB"/>
+        </w:rPr>
+        <w:t>“P</w:t>
+      </w:r>
+      <w:r>
+        <w:rPr>
+          <w:lang w:eastAsia="en-GB"/>
+        </w:rPr>
+        <w:t xml:space="preserve">rovincial </w:t>
+      </w:r>
+      <w:r>
+        <w:rPr>
+          <w:lang w:eastAsia="en-GB"/>
+        </w:rPr>
+        <w:t>R</w:t>
+      </w:r>
+      <w:r>
+        <w:rPr>
+          <w:lang w:eastAsia="en-GB"/>
+        </w:rPr>
+        <w:t>ank override</w:t>
+      </w:r>
+      <w:r>
+        <w:rPr>
+          <w:lang w:eastAsia="en-GB"/>
+        </w:rPr>
+        <w:t>”</w:t>
+      </w:r>
+      <w:r>
+        <w:rPr>
+          <w:lang w:eastAsia="en-GB"/>
+        </w:rPr>
+        <w:t xml:space="preserve"> for? An officer may hold a provincial rank of “Provincial Grand Charity Steward</w:t>
       </w:r>
       <w:proofErr w:type="gramStart"/>
       <w:r>
